--- a/assets/resume/Randy_Odawutey_CV.docx
+++ b/assets/resume/Randy_Odawutey_CV.docx
@@ -44,7 +44,49 @@
         <w:t>📧</w:t>
       </w:r>
       <w:r>
-        <w:t xml:space="preserve"> randyodawutey1221@gmail.com</w:t>
+        <w:t xml:space="preserve"> </w:t>
+      </w:r>
+      <w:hyperlink r:id="rId5" w:history="1">
+        <w:r>
+          <w:rPr>
+            <w:rStyle w:val="Hyperlink"/>
+          </w:rPr>
+          <w:t>randyodawutey@gmail.com</w:t>
+        </w:r>
+      </w:hyperlink>
+    </w:p>
+    <w:p>
+      <w:r>
+        <w:rPr>
+          <mc:AlternateContent>
+            <mc:Choice Requires="w16se"/>
+            <mc:Fallback>
+              <w:rFonts w:ascii="Segoe UI Emoji" w:eastAsia="Segoe UI Emoji" w:hAnsi="Segoe UI Emoji" w:cs="Segoe UI Emoji"/>
+            </mc:Fallback>
+          </mc:AlternateContent>
+        </w:rPr>
+        <mc:AlternateContent>
+          <mc:Choice Requires="w16se">
+            <w16se:symEx w16se:font="Segoe UI Emoji" w16se:char="1F310"/>
+          </mc:Choice>
+          <mc:Fallback>
+            <w:t>🌐</w:t>
+          </mc:Fallback>
+        </mc:AlternateContent>
+      </w:r>
+      <w:r>
+        <w:t xml:space="preserve">Website: </w:t>
+      </w:r>
+      <w:hyperlink r:id="rId6" w:history="1">
+        <w:r>
+          <w:rPr>
+            <w:rStyle w:val="Hyperlink"/>
+          </w:rPr>
+          <w:t>https://randy-odawutey.netlify.app</w:t>
+        </w:r>
+      </w:hyperlink>
+      <w:r>
+        <w:t xml:space="preserve"> </w:t>
       </w:r>
       <w:r>
         <w:br/>
@@ -64,7 +106,7 @@
       </w:r>
       <w:proofErr w:type="spellEnd"/>
       <w:r>
-        <w:t xml:space="preserve"> GitHub Profile</w:t>
+        <w:t xml:space="preserve"> </w:t>
       </w:r>
       <w:r>
         <w:br/>
@@ -76,7 +118,7 @@
         <w:t>🌐</w:t>
       </w:r>
       <w:r>
-        <w:t xml:space="preserve"> LinkedIn: Randy Odawutey LinkedIn Profile</w:t>
+        <w:t xml:space="preserve"> LinkedIn: Randy Odawutey </w:t>
       </w:r>
       <w:r>
         <w:br/>
@@ -258,6 +300,7 @@
           <w:b/>
           <w:bCs/>
         </w:rPr>
+        <w:lastRenderedPageBreak/>
         <w:t>Manya Krobo Senior High School</w:t>
       </w:r>
     </w:p>
@@ -267,7 +310,6 @@
           <w:b/>
           <w:bCs/>
         </w:rPr>
-        <w:lastRenderedPageBreak/>
         <w:t>General Science with Elective ICT</w:t>
       </w:r>
     </w:p>
@@ -565,6 +607,7 @@
         </w:numPr>
       </w:pPr>
       <w:r>
+        <w:lastRenderedPageBreak/>
         <w:t xml:space="preserve">Electronic Troubleshooting </w:t>
       </w:r>
     </w:p>
@@ -576,7 +619,6 @@
         </w:numPr>
       </w:pPr>
       <w:r>
-        <w:lastRenderedPageBreak/>
         <w:t xml:space="preserve">Circuit Assembly </w:t>
       </w:r>
     </w:p>
@@ -858,6 +900,7 @@
         </w:numPr>
       </w:pPr>
       <w:r>
+        <w:lastRenderedPageBreak/>
         <w:t xml:space="preserve">Focused on solving agricultural supply chain and market-access challenges. </w:t>
       </w:r>
     </w:p>
@@ -873,7 +916,6 @@
           <w:b/>
           <w:bCs/>
         </w:rPr>
-        <w:lastRenderedPageBreak/>
         <w:t>Rancle Prep</w:t>
       </w:r>
     </w:p>
@@ -1155,6 +1197,7 @@
         </w:numPr>
       </w:pPr>
       <w:r>
+        <w:lastRenderedPageBreak/>
         <w:t xml:space="preserve">Built and tested basic electronic circuits. </w:t>
       </w:r>
     </w:p>
@@ -1166,7 +1209,6 @@
         </w:numPr>
       </w:pPr>
       <w:r>
-        <w:lastRenderedPageBreak/>
         <w:t xml:space="preserve">Performed soldering and desoldering of electronic components. </w:t>
       </w:r>
     </w:p>
@@ -1487,12 +1529,12 @@
         </w:numPr>
       </w:pPr>
       <w:r>
+        <w:lastRenderedPageBreak/>
         <w:t>Claude Code 101</w:t>
       </w:r>
     </w:p>
     <w:p>
       <w:r>
-        <w:lastRenderedPageBreak/>
         <w:pict w14:anchorId="0021D9D3">
           <v:rect id="_x0000_i1031" style="width:0;height:1.5pt" o:hralign="center" o:hrstd="t" o:hr="t" fillcolor="#a0a0a0" stroked="f"/>
         </w:pict>
@@ -5962,6 +6004,29 @@
       <w:spacing w:val="5"/>
     </w:rPr>
   </w:style>
+  <w:style w:type="character" w:styleId="Hyperlink">
+    <w:name w:val="Hyperlink"/>
+    <w:basedOn w:val="DefaultParagraphFont"/>
+    <w:uiPriority w:val="99"/>
+    <w:unhideWhenUsed/>
+    <w:rsid w:val="00D66A33"/>
+    <w:rPr>
+      <w:color w:val="467886" w:themeColor="hyperlink"/>
+      <w:u w:val="single"/>
+    </w:rPr>
+  </w:style>
+  <w:style w:type="character" w:styleId="UnresolvedMention">
+    <w:name w:val="Unresolved Mention"/>
+    <w:basedOn w:val="DefaultParagraphFont"/>
+    <w:uiPriority w:val="99"/>
+    <w:semiHidden/>
+    <w:unhideWhenUsed/>
+    <w:rsid w:val="00D66A33"/>
+    <w:rPr>
+      <w:color w:val="605E5C"/>
+      <w:shd w:val="clear" w:color="auto" w:fill="E1DFDD"/>
+    </w:rPr>
+  </w:style>
 </w:styles>
 </file>
 

--- a/assets/resume/Randy_Odawutey_CV.docx
+++ b/assets/resume/Randy_Odawutey_CV.docx
@@ -130,7 +130,13 @@
         <w:t>📍</w:t>
       </w:r>
       <w:r>
-        <w:t xml:space="preserve"> Kumasi, Ghana</w:t>
+        <w:t xml:space="preserve"> </w:t>
+      </w:r>
+      <w:r>
+        <w:t>Accra</w:t>
+      </w:r>
+      <w:r>
+        <w:t>, Ghana</w:t>
       </w:r>
     </w:p>
     <w:p>
@@ -431,6 +437,28 @@
     </w:p>
     <w:p>
       <w:pPr>
+        <w:numPr>
+          <w:ilvl w:val="0"/>
+          <w:numId w:val="3"/>
+        </w:numPr>
+      </w:pPr>
+      <w:r>
+        <w:t>React</w:t>
+      </w:r>
+    </w:p>
+    <w:p>
+      <w:pPr>
+        <w:numPr>
+          <w:ilvl w:val="0"/>
+          <w:numId w:val="3"/>
+        </w:numPr>
+      </w:pPr>
+      <w:r>
+        <w:t>PHP</w:t>
+      </w:r>
+    </w:p>
+    <w:p>
+      <w:pPr>
         <w:rPr>
           <w:b/>
           <w:bCs/>
@@ -549,40 +577,32 @@
     </w:p>
     <w:p>
       <w:pPr>
-        <w:rPr>
-          <w:b/>
-          <w:bCs/>
-        </w:rPr>
-      </w:pPr>
-      <w:r>
-        <w:rPr>
-          <w:b/>
-          <w:bCs/>
-        </w:rPr>
-        <w:t>Operating Systems</w:t>
-      </w:r>
-    </w:p>
-    <w:p>
-      <w:pPr>
-        <w:numPr>
-          <w:ilvl w:val="0"/>
-          <w:numId w:val="6"/>
-        </w:numPr>
-      </w:pPr>
-      <w:r>
-        <w:t xml:space="preserve">Linux (Ubuntu) </w:t>
-      </w:r>
-    </w:p>
-    <w:p>
-      <w:pPr>
-        <w:numPr>
-          <w:ilvl w:val="0"/>
-          <w:numId w:val="6"/>
-        </w:numPr>
-      </w:pPr>
-      <w:r>
-        <w:t xml:space="preserve">Windows </w:t>
-      </w:r>
+        <w:numPr>
+          <w:ilvl w:val="0"/>
+          <w:numId w:val="5"/>
+        </w:numPr>
+      </w:pPr>
+      <w:proofErr w:type="spellStart"/>
+      <w:r>
+        <w:t>Vercel</w:t>
+      </w:r>
+      <w:proofErr w:type="spellEnd"/>
+    </w:p>
+    <w:p>
+      <w:pPr>
+        <w:numPr>
+          <w:ilvl w:val="0"/>
+          <w:numId w:val="5"/>
+        </w:numPr>
+      </w:pPr>
+      <w:r>
+        <w:t>Netlify</w:t>
+      </w:r>
+    </w:p>
+    <w:p>
+      <w:pPr>
+        <w:ind w:left="360"/>
+      </w:pPr>
     </w:p>
     <w:p>
       <w:pPr>
@@ -607,7 +627,6 @@
         </w:numPr>
       </w:pPr>
       <w:r>
-        <w:lastRenderedPageBreak/>
         <w:t xml:space="preserve">Electronic Troubleshooting </w:t>
       </w:r>
     </w:p>
@@ -878,6 +897,7 @@
         </w:numPr>
       </w:pPr>
       <w:r>
+        <w:lastRenderedPageBreak/>
         <w:t xml:space="preserve">Designed workflows aimed at improving market access and business opportunities for farmers. </w:t>
       </w:r>
     </w:p>
@@ -900,7 +920,6 @@
         </w:numPr>
       </w:pPr>
       <w:r>
-        <w:lastRenderedPageBreak/>
         <w:t xml:space="preserve">Focused on solving agricultural supply chain and market-access challenges. </w:t>
       </w:r>
     </w:p>
@@ -1166,6 +1185,7 @@
           <w:b/>
           <w:bCs/>
         </w:rPr>
+        <w:lastRenderedPageBreak/>
         <w:t>Electronics Technician Apprentice</w:t>
       </w:r>
     </w:p>
@@ -1197,7 +1217,6 @@
         </w:numPr>
       </w:pPr>
       <w:r>
-        <w:lastRenderedPageBreak/>
         <w:t xml:space="preserve">Built and tested basic electronic circuits. </w:t>
       </w:r>
     </w:p>
@@ -1492,6 +1511,7 @@
         </w:numPr>
       </w:pPr>
       <w:r>
+        <w:lastRenderedPageBreak/>
         <w:t xml:space="preserve">Web Development Bootcamp </w:t>
       </w:r>
     </w:p>
@@ -1529,7 +1549,6 @@
         </w:numPr>
       </w:pPr>
       <w:r>
-        <w:lastRenderedPageBreak/>
         <w:t>Claude Code 101</w:t>
       </w:r>
     </w:p>
